--- a/assessment/writ1/dat5002-st20285213-tomrowan-writ1.docx
+++ b/assessment/writ1/dat5002-st20285213-tomrowan-writ1.docx
@@ -1704,6 +1704,8 @@
         <w:spacing w:before="0" w:beforeAutospacing="0" w:after="0" w:afterAutospacing="0" w:line="480" w:lineRule="auto"/>
       </w:pPr>
     </w:p>
+    <w:p/>
+    <w:p/>
     <w:p/>
     <w:p/>
     <w:p/>
